--- a/docs/Arquitectura_Sysman.docx
+++ b/docs/Arquitectura_Sysman.docx
@@ -205,7 +205,6 @@
         <w:t xml:space="preserve">Swagger / </w:t>
       </w:r>
       <w:proofErr w:type="spellStart"/>
-      <w:proofErr w:type="gramStart"/>
       <w:r>
         <w:rPr>
           <w:b/>
@@ -217,14 +216,7 @@
         <w:rPr>
           <w:b/>
         </w:rPr>
-        <w:t xml:space="preserve"> :</w:t>
-      </w:r>
-      <w:proofErr w:type="gramEnd"/>
-      <w:r>
-        <w:rPr>
-          <w:b/>
-        </w:rPr>
-        <w:t xml:space="preserve"> </w:t>
+        <w:t xml:space="preserve"> : </w:t>
       </w:r>
       <w:hyperlink r:id="rId8" w:history="1">
         <w:r>
@@ -355,11 +347,40 @@
     <w:p>
       <w:pPr>
         <w:pStyle w:val="Listaconvietas"/>
+        <w:rPr>
+          <w:lang w:val="es-US"/>
+        </w:rPr>
+      </w:pPr>
+      <w:r>
+        <w:rPr>
+          <w:b/>
+          <w:lang w:val="es-US"/>
+        </w:rPr>
+        <w:t>Repositorio:</w:t>
+      </w:r>
+      <w:r>
+        <w:rPr>
+          <w:lang w:val="es-US"/>
+        </w:rPr>
+        <w:t xml:space="preserve"> </w:t>
+      </w:r>
+      <w:hyperlink r:id="rId10" w:history="1">
+        <w:r>
+          <w:rPr>
+            <w:rStyle w:val="Hipervnculo"/>
+            <w:lang w:val="es-US"/>
+          </w:rPr>
+          <w:t>https://github.com/bukohub/sysman</w:t>
+        </w:r>
+      </w:hyperlink>
+    </w:p>
+    <w:p>
+      <w:pPr>
+        <w:pStyle w:val="Listaconvietas"/>
         <w:numPr>
           <w:ilvl w:val="0"/>
           <w:numId w:val="0"/>
         </w:numPr>
-        <w:ind w:left="360" w:hanging="360"/>
         <w:rPr>
           <w:lang w:val="es-US"/>
         </w:rPr>
@@ -383,7 +404,7 @@
         </w:rPr>
         <w:t xml:space="preserve">Para probar la aplicación. Se puede entrar en </w:t>
       </w:r>
-      <w:hyperlink r:id="rId10" w:history="1">
+      <w:hyperlink r:id="rId11" w:history="1">
         <w:r>
           <w:rPr>
             <w:rStyle w:val="Hipervnculo"/>
@@ -472,6 +493,12 @@
         </w:rPr>
         <w:t>, y la base de datos en Oracle Cloud.</w:t>
       </w:r>
+      <w:r>
+        <w:rPr>
+          <w:lang w:val="es-US"/>
+        </w:rPr>
+        <w:t xml:space="preserve"> </w:t>
+      </w:r>
     </w:p>
     <w:p>
       <w:pPr>
@@ -639,23 +666,9 @@
         <w:rPr>
           <w:lang w:val="es-US"/>
         </w:rPr>
-        <w:t xml:space="preserve"> Se puede revisar la documentación API en </w:t>
-      </w:r>
-      <w:proofErr w:type="gramStart"/>
-      <w:r>
-        <w:rPr>
-          <w:lang w:val="es-US"/>
-        </w:rPr>
-        <w:t>esta enlace</w:t>
-      </w:r>
-      <w:proofErr w:type="gramEnd"/>
-      <w:r>
-        <w:rPr>
-          <w:lang w:val="es-US"/>
-        </w:rPr>
-        <w:t xml:space="preserve">: </w:t>
-      </w:r>
-      <w:hyperlink r:id="rId11">
+        <w:t xml:space="preserve"> Se puede revisar la documentación API en esta enlace: </w:t>
+      </w:r>
+      <w:hyperlink r:id="rId12">
         <w:r>
           <w:rPr>
             <w:color w:val="1155CC"/>
@@ -839,39 +852,7 @@
           <w:bCs/>
           <w:lang w:val="es-US"/>
         </w:rPr>
-        <w:t xml:space="preserve">para un sistema con reglas de negocio que deben sobrevivir cambios de tecnología (BD, </w:t>
-      </w:r>
-      <w:proofErr w:type="gramStart"/>
-      <w:r>
-        <w:rPr>
-          <w:bCs/>
-          <w:lang w:val="es-US"/>
-        </w:rPr>
-        <w:t>canal  de</w:t>
-      </w:r>
-      <w:proofErr w:type="gramEnd"/>
-      <w:r>
-        <w:rPr>
-          <w:bCs/>
-          <w:lang w:val="es-US"/>
-        </w:rPr>
-        <w:t xml:space="preserve"> entrada) y que exige alta confiabilidad transaccional, la arquitectura hexagonal protege esas reglas detrás de puertos </w:t>
-      </w:r>
-      <w:proofErr w:type="gramStart"/>
-      <w:r>
-        <w:rPr>
-          <w:bCs/>
-          <w:lang w:val="es-US"/>
-        </w:rPr>
-        <w:t>estables  hace</w:t>
-      </w:r>
-      <w:proofErr w:type="gramEnd"/>
-      <w:r>
-        <w:rPr>
-          <w:bCs/>
-          <w:lang w:val="es-US"/>
-        </w:rPr>
-        <w:t xml:space="preserve"> explícitas</w:t>
+        <w:t>para un sistema con reglas de negocio que deben sobrevivir cambios de tecnología (BD, canal  de entrada) y que exige alta confiabilidad transaccional, la arquitectura hexagonal protege esas reglas detrás de puertos estables  hace explícitas</w:t>
       </w:r>
       <w:r>
         <w:rPr>
@@ -1059,6 +1040,7 @@
           <w:b/>
           <w:lang w:val="es-US"/>
         </w:rPr>
+        <w:lastRenderedPageBreak/>
         <w:t xml:space="preserve">Particionamiento mensual: </w:t>
       </w:r>
       <w:r>
@@ -1102,28 +1084,13 @@
         <w:rPr>
           <w:lang w:val="es-US"/>
         </w:rPr>
-        <w:lastRenderedPageBreak/>
         <w:t>Agregaría una</w:t>
       </w:r>
       <w:r>
         <w:rPr>
           <w:lang w:val="es-US"/>
         </w:rPr>
-        <w:t xml:space="preserve"> réplica de lectura o caché (Redis) para las consultas de listado/búsqueda y así liberar la </w:t>
-      </w:r>
-      <w:proofErr w:type="gramStart"/>
-      <w:r>
-        <w:rPr>
-          <w:lang w:val="es-US"/>
-        </w:rPr>
-        <w:t>BD primaria</w:t>
-      </w:r>
-      <w:proofErr w:type="gramEnd"/>
-      <w:r>
-        <w:rPr>
-          <w:lang w:val="es-US"/>
-        </w:rPr>
-        <w:t xml:space="preserve"> para escrituras, </w:t>
+        <w:t xml:space="preserve"> réplica de lectura o caché (Redis) para las consultas de listado/búsqueda y así liberar la BD primaria para escrituras, </w:t>
       </w:r>
       <w:r>
         <w:rPr>
@@ -1595,21 +1562,7 @@
         <w:rPr>
           <w:lang w:val="es-US"/>
         </w:rPr>
-        <w:t xml:space="preserve"> por URI (/api/v1/orden), en el paquete </w:t>
-      </w:r>
-      <w:proofErr w:type="gramStart"/>
-      <w:r>
-        <w:rPr>
-          <w:lang w:val="es-US"/>
-        </w:rPr>
-        <w:t>infrastructure.rest</w:t>
-      </w:r>
-      <w:proofErr w:type="gramEnd"/>
-      <w:r>
-        <w:rPr>
-          <w:lang w:val="es-US"/>
-        </w:rPr>
-        <w:t xml:space="preserve">.v1. Una v2 incompatible </w:t>
+        <w:t xml:space="preserve"> por URI (/api/v1/orden), en el paquete infrastructure.rest.v1. Una v2 incompatible </w:t>
       </w:r>
       <w:proofErr w:type="spellStart"/>
       <w:r>
@@ -1623,21 +1576,7 @@
         <w:rPr>
           <w:lang w:val="es-US"/>
         </w:rPr>
-        <w:t xml:space="preserve"> en </w:t>
-      </w:r>
-      <w:proofErr w:type="gramStart"/>
-      <w:r>
-        <w:rPr>
-          <w:lang w:val="es-US"/>
-        </w:rPr>
-        <w:t>infrastructure.rest</w:t>
-      </w:r>
-      <w:proofErr w:type="gramEnd"/>
-      <w:r>
-        <w:rPr>
-          <w:lang w:val="es-US"/>
-        </w:rPr>
-        <w:t xml:space="preserve">.v2 con sus propios </w:t>
+        <w:t xml:space="preserve"> en infrastructure.rest.v2 con sus propios </w:t>
       </w:r>
       <w:proofErr w:type="spellStart"/>
       <w:r>
@@ -1917,7 +1856,6 @@
           <w:lang w:val="es-US"/>
         </w:rPr>
       </w:pPr>
-      <w:proofErr w:type="gramStart"/>
       <w:r>
         <w:rPr>
           <w:color w:val="auto"/>
@@ -1945,7 +1883,6 @@
         </w:rPr>
         <w:t xml:space="preserve"> una consulta que tarda 12 segundos con 10 millones de registros?</w:t>
       </w:r>
-      <w:proofErr w:type="gramEnd"/>
     </w:p>
     <w:p>
       <w:pPr>
@@ -2113,7 +2050,6 @@
         </w:rPr>
       </w:pPr>
       <w:proofErr w:type="spellStart"/>
-      <w:proofErr w:type="gramStart"/>
       <w:r>
         <w:rPr>
           <w:color w:val="auto"/>
@@ -2170,7 +2106,6 @@
         </w:rPr>
         <w:t>?</w:t>
       </w:r>
-      <w:proofErr w:type="gramEnd"/>
     </w:p>
     <w:p>
       <w:pPr>
@@ -2236,21 +2171,7 @@
         <w:rPr>
           <w:lang w:val="es-US"/>
         </w:rPr>
-        <w:t xml:space="preserve"> como </w:t>
-      </w:r>
-      <w:proofErr w:type="gramStart"/>
-      <w:r>
-        <w:rPr>
-          <w:lang w:val="es-US"/>
-        </w:rPr>
-        <w:t>UPPER(</w:t>
-      </w:r>
-      <w:proofErr w:type="gramEnd"/>
-      <w:r>
-        <w:rPr>
-          <w:lang w:val="es-US"/>
-        </w:rPr>
-        <w:t xml:space="preserve">nombre). Bitmap solo lo considero en </w:t>
+        <w:t xml:space="preserve"> como UPPER(nombre). Bitmap solo lo considero en </w:t>
       </w:r>
       <w:proofErr w:type="spellStart"/>
       <w:r>
@@ -2403,7 +2324,6 @@
           <w:lang w:val="es-US"/>
         </w:rPr>
       </w:pPr>
-      <w:proofErr w:type="gramStart"/>
       <w:r>
         <w:rPr>
           <w:color w:val="auto"/>
@@ -2431,7 +2351,6 @@
         </w:rPr>
         <w:t xml:space="preserve"> concurrencia y transacciones?</w:t>
       </w:r>
-      <w:proofErr w:type="gramEnd"/>
     </w:p>
     <w:p>
       <w:pPr>
@@ -2480,7 +2399,6 @@
           <w:lang w:val="es-US"/>
         </w:rPr>
       </w:pPr>
-      <w:proofErr w:type="gramStart"/>
       <w:r>
         <w:rPr>
           <w:color w:val="auto"/>
@@ -2508,7 +2426,6 @@
         </w:rPr>
         <w:t xml:space="preserve"> en el equipo?</w:t>
       </w:r>
-      <w:proofErr w:type="gramEnd"/>
     </w:p>
     <w:p>
       <w:pPr>
@@ -2619,7 +2536,6 @@
           <w:lang w:val="es-US"/>
         </w:rPr>
       </w:pPr>
-      <w:proofErr w:type="gramStart"/>
       <w:r>
         <w:rPr>
           <w:color w:val="auto"/>
@@ -2647,7 +2563,6 @@
         </w:rPr>
         <w:t>?</w:t>
       </w:r>
-      <w:proofErr w:type="gramEnd"/>
     </w:p>
     <w:p>
       <w:pPr>
@@ -2744,7 +2659,6 @@
           <w:lang w:val="es-US"/>
         </w:rPr>
       </w:pPr>
-      <w:proofErr w:type="gramStart"/>
       <w:r>
         <w:rPr>
           <w:color w:val="auto"/>
@@ -2774,7 +2688,6 @@
         </w:rPr>
         <w:t xml:space="preserve"> de acuerdo?</w:t>
       </w:r>
-      <w:proofErr w:type="gramEnd"/>
     </w:p>
     <w:p>
       <w:pPr>
@@ -2847,7 +2760,6 @@
           <w:lang w:val="es-US"/>
         </w:rPr>
       </w:pPr>
-      <w:proofErr w:type="gramStart"/>
       <w:r>
         <w:rPr>
           <w:color w:val="auto"/>
@@ -2875,7 +2787,6 @@
         </w:rPr>
         <w:t>?</w:t>
       </w:r>
-      <w:proofErr w:type="gramEnd"/>
     </w:p>
     <w:p>
       <w:pPr>
@@ -2912,7 +2823,6 @@
           <w:lang w:val="es-US"/>
         </w:rPr>
       </w:pPr>
-      <w:proofErr w:type="gramStart"/>
       <w:r>
         <w:rPr>
           <w:color w:val="auto"/>
@@ -2940,7 +2850,6 @@
         </w:rPr>
         <w:t xml:space="preserve"> de desarrollo?</w:t>
       </w:r>
-      <w:proofErr w:type="gramEnd"/>
     </w:p>
     <w:p>
       <w:pPr>
@@ -3007,7 +2916,6 @@
           <w:lang w:val="es-US"/>
         </w:rPr>
       </w:pPr>
-      <w:proofErr w:type="gramStart"/>
       <w:r>
         <w:rPr>
           <w:color w:val="auto"/>
@@ -3035,7 +2943,6 @@
         </w:rPr>
         <w:t xml:space="preserve"> calidad en entregas criticas?</w:t>
       </w:r>
-      <w:proofErr w:type="gramEnd"/>
     </w:p>
     <w:p>
       <w:pPr>
